--- a/部署说明_云屿摄影档期小程序.docx
+++ b/部署说明_云屿摄影档期小程序.docx
@@ -467,17 +467,17 @@
         <w:pStyle w:val="Heading2"/>
       </w:pPr>
       <w:r>
-        <w:t>Step 6：添加初始管理员</w:t>
+        <w:t>Step 6：配置初始管理员密码</w:t>
       </w:r>
     </w:p>
     <w:p>
       <w:r>
-        <w:t>在云开发控制台 → 数据库 → bx_admin 集合</w:t>
+        <w:t>在云开发控制台 → 云函数 → mcloud → 环境变量</w:t>
       </w:r>
     </w:p>
     <w:p>
       <w:r>
-        <w:t>点击添加记录，填入：</w:t>
+        <w:t>部署前添加以下环境变量之一：</w:t>
       </w:r>
     </w:p>
     <w:p>
@@ -493,7 +493,7 @@
         <w:pStyle w:val="ListBullet"/>
       </w:pPr>
       <w:r>
-        <w:t>ADMIN_PWD: e10adc3949ba59abbe56e057f20f883e（这是123456的MD5加密值）</w:t>
+        <w:t>B00_ADMIN_INIT_PASSWORD: 自行设置 12-30 位强密码（至少包含大小写字母、数字、符号中的 3 类）</w:t>
       </w:r>
     </w:p>
     <w:p>
@@ -501,7 +501,7 @@
         <w:pStyle w:val="ListBullet"/>
       </w:pPr>
       <w:r>
-        <w:t>ADMIN_TYPE: 1（1=超级管理员）</w:t>
+        <w:t>ADMIN_INIT_PASSWORD: 可作为兼容变量名二选一配置</w:t>
       </w:r>
     </w:p>
     <w:p>
@@ -509,7 +509,7 @@
         <w:pStyle w:val="ListBullet"/>
       </w:pPr>
       <w:r>
-        <w:t>ADMIN_CNT: 0</w:t>
+        <w:t>系统首次初始化时会自动创建 admin 超级管理员，并写入 PBKDF2 哈希密码</w:t>
       </w:r>
     </w:p>
     <w:p>
@@ -517,7 +517,7 @@
         <w:pStyle w:val="ListBullet"/>
       </w:pPr>
       <w:r>
-        <w:t>ADMIN_LOGIN_TIME: 0</w:t>
+        <w:t>不要在代码、文档或群聊中保存明文密码</w:t>
       </w:r>
     </w:p>
     <w:p>
@@ -545,7 +545,7 @@
     </w:p>
     <w:p>
       <w:r>
-        <w:t>用 admin / 123456 登录，即可开始使用</w:t>
+        <w:t>用 admin 和环境变量中配置的强密码登录，即可开始使用</w:t>
       </w:r>
     </w:p>
     <w:p>
